--- a/tillsyn/A 53515-2024 tillsynsbegäran.docx
+++ b/tillsyn/A 53515-2024 tillsynsbegäran.docx
@@ -1198,7 +1198,7 @@
     <w:r>
       <w:tab/>
       <w:tab/>
-      <w:t>2026-09-14</w:t>
+      <w:t>2026-09-15</w:t>
       <w:br/>
       <w:br/>
     </w:r>

--- a/tillsyn/A 53515-2024 tillsynsbegäran.docx
+++ b/tillsyn/A 53515-2024 tillsynsbegäran.docx
@@ -1198,7 +1198,7 @@
     <w:r>
       <w:tab/>
       <w:tab/>
-      <w:t>2026-09-15</w:t>
+      <w:t>2026-09-16</w:t>
       <w:br/>
       <w:br/>
     </w:r>

--- a/tillsyn/A 53515-2024 tillsynsbegäran.docx
+++ b/tillsyn/A 53515-2024 tillsynsbegäran.docx
@@ -1198,7 +1198,7 @@
     <w:r>
       <w:tab/>
       <w:tab/>
-      <w:t>2026-09-16</w:t>
+      <w:t>2026-09-17</w:t>
       <w:br/>
       <w:br/>
     </w:r>

--- a/tillsyn/A 53515-2024 tillsynsbegäran.docx
+++ b/tillsyn/A 53515-2024 tillsynsbegäran.docx
@@ -1198,7 +1198,7 @@
     <w:r>
       <w:tab/>
       <w:tab/>
-      <w:t>2026-09-17</w:t>
+      <w:t>2026-09-18</w:t>
       <w:br/>
       <w:br/>
     </w:r>

--- a/tillsyn/A 53515-2024 tillsynsbegäran.docx
+++ b/tillsyn/A 53515-2024 tillsynsbegäran.docx
@@ -22,7 +22,7 @@
       <w:r>
         <w:drawing>
           <wp:inline xmlns:a="http://schemas.openxmlformats.org/drawingml/2006/main" xmlns:pic="http://schemas.openxmlformats.org/drawingml/2006/picture">
-            <wp:extent cx="5486400" cy="4808863"/>
+            <wp:extent cx="5486400" cy="4753029"/>
             <wp:docPr id="1" name="Picture 1"/>
             <wp:cNvGraphicFramePr>
               <a:graphicFrameLocks noChangeAspect="1"/>
@@ -43,7 +43,7 @@
                   <pic:spPr>
                     <a:xfrm>
                       <a:off x="0" y="0"/>
-                      <a:ext cx="5486400" cy="4808863"/>
+                      <a:ext cx="5486400" cy="4753029"/>
                     </a:xfrm>
                     <a:prstGeom prst="rect"/>
                   </pic:spPr>
@@ -65,7 +65,7 @@
     </w:p>
     <w:p>
       <w:r>
-        <w:t>I och inom 23 meter från avverkningsanmälan finns fynd av 14 naturvårdsarter, varav 2 är rödlistade, 3 är fridlysta, 12 är typiska (T) och 9 är signalarter (S): svart askbastborre (NT), sårläka (NT, T), blek stjärnmossa (S, T), brandticka (S), fällmossa (S, T), grov baronmossa (S, T), grön sköldmossa (S, T, §8), guldlockmossa (S, T), platt fjädermossa (S, T), stubbspretmossa (S, T), trädporella (S, T), blåsippa (T, §9), spillkråka (T, §4) och vitsippa (T). Se Figur 1.</w:t>
+        <w:t>I och inom 23 meter från avverkningsanmälan finns fynd av 16 naturvårdsarter, varav 3 är rödlistade, 4 är fridlysta, 12 är typiska (T) och 9 är signalarter (S): svart askbastborre (NT), sårläka (NT, T), tjockfotad fingersvamp (NT), blek stjärnmossa (S, T), brandticka (S), fällmossa (S, T), grov baronmossa (S, T), grön sköldmossa (S, T, §8), guldlockmossa (S, T), platt fjädermossa (S, T), stubbspretmossa (S, T), trädporella (S, T), blåsippa (T, §9), spillkråka (T, §4), vitsippa (T) och gullviva (§9). Se Figur 1.</w:t>
       </w:r>
     </w:p>
     <w:p>
@@ -138,6 +138,17 @@
         <w:rPr>
           <w:b/>
         </w:rPr>
+        <w:t xml:space="preserve">Tjockfotad fingersvamp (NT) </w:t>
+      </w:r>
+      <w:r>
+        <w:t>bildar mykorrhiza med gran, eventuellt även med tall, i örtrika kalkbarrskogar, samt med bok och ek i ädellövskog på kalkrik mark. Den totala populationen i landet bedöms ha minskat under de senaste 50 åren och förväntas fortsätta minska, främst på grund av slutavverkning av äldre barrskog. Minskningstakten för den svenska populationen bedöms vara nära gränsvärdet för sårbar (VU). Slutavverkning, gödsling eller exploatering måste undvikas (SLU Artdatabanken, 2026).</w:t>
+      </w:r>
+    </w:p>
+    <w:p>
+      <w:r>
+        <w:rPr>
+          <w:b/>
+        </w:rPr>
         <w:t>Blek stjärnmossa</w:t>
       </w:r>
       <w:r>
@@ -452,6 +463,35 @@
       </w:r>
       <w:r>
         <w:t>(SLU Artdatabanken, 2025).</w:t>
+      </w:r>
+    </w:p>
+    <w:p>
+      <w:r>
+        <w:rPr>
+          <w:b/>
+        </w:rPr>
+        <w:t>Gullviva (§9)</w:t>
+      </w:r>
+      <w:r>
+        <w:t xml:space="preserve"> är värdväxt för bland annat den rödlistade och sällsynta fjärilen gullvivefjäril (VU) samt typisk art för </w:t>
+      </w:r>
+      <w:r>
+        <w:rPr>
+          <w:i/>
+        </w:rPr>
+        <w:t xml:space="preserve">9070 Trädklädd betesmark, 6530 Lövängar, 6510 Slåtterängar i låglandet </w:t>
+      </w:r>
+      <w:r>
+        <w:t>och</w:t>
+      </w:r>
+      <w:r>
+        <w:rPr>
+          <w:i/>
+        </w:rPr>
+        <w:t xml:space="preserve"> 6270 Silikatgräsmarker</w:t>
+      </w:r>
+      <w:r>
+        <w:t xml:space="preserve"> (SLU Artdatabanken, 2025).</w:t>
       </w:r>
     </w:p>
     <w:p>
@@ -1198,7 +1238,7 @@
     <w:r>
       <w:tab/>
       <w:tab/>
-      <w:t>2026-09-18</w:t>
+      <w:t>2026-09-19</w:t>
       <w:br/>
       <w:br/>
     </w:r>

--- a/tillsyn/A 53515-2024 tillsynsbegäran.docx
+++ b/tillsyn/A 53515-2024 tillsynsbegäran.docx
@@ -1238,7 +1238,7 @@
     <w:r>
       <w:tab/>
       <w:tab/>
-      <w:t>2026-09-19</w:t>
+      <w:t>2026-09-21</w:t>
       <w:br/>
       <w:br/>
     </w:r>

--- a/tillsyn/A 53515-2024 tillsynsbegäran.docx
+++ b/tillsyn/A 53515-2024 tillsynsbegäran.docx
@@ -1238,7 +1238,7 @@
     <w:r>
       <w:tab/>
       <w:tab/>
-      <w:t>2026-09-21</w:t>
+      <w:t>2026-09-23</w:t>
       <w:br/>
       <w:br/>
     </w:r>

--- a/tillsyn/A 53515-2024 tillsynsbegäran.docx
+++ b/tillsyn/A 53515-2024 tillsynsbegäran.docx
@@ -1238,7 +1238,7 @@
     <w:r>
       <w:tab/>
       <w:tab/>
-      <w:t>2026-09-23</w:t>
+      <w:t>2026-09-24</w:t>
       <w:br/>
       <w:br/>
     </w:r>

--- a/tillsyn/A 53515-2024 tillsynsbegäran.docx
+++ b/tillsyn/A 53515-2024 tillsynsbegäran.docx
@@ -1238,7 +1238,7 @@
     <w:r>
       <w:tab/>
       <w:tab/>
-      <w:t>2026-09-24</w:t>
+      <w:t>2026-09-25</w:t>
       <w:br/>
       <w:br/>
     </w:r>

--- a/tillsyn/A 53515-2024 tillsynsbegäran.docx
+++ b/tillsyn/A 53515-2024 tillsynsbegäran.docx
@@ -1238,7 +1238,7 @@
     <w:r>
       <w:tab/>
       <w:tab/>
-      <w:t>2026-09-25</w:t>
+      <w:t>2026-09-26</w:t>
       <w:br/>
       <w:br/>
     </w:r>

--- a/tillsyn/A 53515-2024 tillsynsbegäran.docx
+++ b/tillsyn/A 53515-2024 tillsynsbegäran.docx
@@ -1238,7 +1238,7 @@
     <w:r>
       <w:tab/>
       <w:tab/>
-      <w:t>2026-09-26</w:t>
+      <w:t>2026-09-27</w:t>
       <w:br/>
       <w:br/>
     </w:r>

--- a/tillsyn/A 53515-2024 tillsynsbegäran.docx
+++ b/tillsyn/A 53515-2024 tillsynsbegäran.docx
@@ -1238,7 +1238,7 @@
     <w:r>
       <w:tab/>
       <w:tab/>
-      <w:t>2026-09-27</w:t>
+      <w:t>2026-09-28</w:t>
       <w:br/>
       <w:br/>
     </w:r>

--- a/tillsyn/A 53515-2024 tillsynsbegäran.docx
+++ b/tillsyn/A 53515-2024 tillsynsbegäran.docx
@@ -1238,7 +1238,7 @@
     <w:r>
       <w:tab/>
       <w:tab/>
-      <w:t>2026-09-28</w:t>
+      <w:t>2026-09-29</w:t>
       <w:br/>
       <w:br/>
     </w:r>

--- a/tillsyn/A 53515-2024 tillsynsbegäran.docx
+++ b/tillsyn/A 53515-2024 tillsynsbegäran.docx
@@ -1238,7 +1238,7 @@
     <w:r>
       <w:tab/>
       <w:tab/>
-      <w:t>2026-09-29</w:t>
+      <w:t>2026-09-30</w:t>
       <w:br/>
       <w:br/>
     </w:r>

--- a/tillsyn/A 53515-2024 tillsynsbegäran.docx
+++ b/tillsyn/A 53515-2024 tillsynsbegäran.docx
@@ -1238,7 +1238,7 @@
     <w:r>
       <w:tab/>
       <w:tab/>
-      <w:t>2026-09-30</w:t>
+      <w:t>2026-10-01</w:t>
       <w:br/>
       <w:br/>
     </w:r>

--- a/tillsyn/A 53515-2024 tillsynsbegäran.docx
+++ b/tillsyn/A 53515-2024 tillsynsbegäran.docx
@@ -1238,7 +1238,7 @@
     <w:r>
       <w:tab/>
       <w:tab/>
-      <w:t>2026-10-01</w:t>
+      <w:t>2026-10-02</w:t>
       <w:br/>
       <w:br/>
     </w:r>

--- a/tillsyn/A 53515-2024 tillsynsbegäran.docx
+++ b/tillsyn/A 53515-2024 tillsynsbegäran.docx
@@ -1238,7 +1238,7 @@
     <w:r>
       <w:tab/>
       <w:tab/>
-      <w:t>2026-10-02</w:t>
+      <w:t>2026-10-03</w:t>
       <w:br/>
       <w:br/>
     </w:r>

--- a/tillsyn/A 53515-2024 tillsynsbegäran.docx
+++ b/tillsyn/A 53515-2024 tillsynsbegäran.docx
@@ -1238,7 +1238,7 @@
     <w:r>
       <w:tab/>
       <w:tab/>
-      <w:t>2026-10-03</w:t>
+      <w:t>2026-10-04</w:t>
       <w:br/>
       <w:br/>
     </w:r>

--- a/tillsyn/A 53515-2024 tillsynsbegäran.docx
+++ b/tillsyn/A 53515-2024 tillsynsbegäran.docx
@@ -1238,7 +1238,7 @@
     <w:r>
       <w:tab/>
       <w:tab/>
-      <w:t>2026-10-04</w:t>
+      <w:t>2026-10-05</w:t>
       <w:br/>
       <w:br/>
     </w:r>

--- a/tillsyn/A 53515-2024 tillsynsbegäran.docx
+++ b/tillsyn/A 53515-2024 tillsynsbegäran.docx
@@ -1238,7 +1238,7 @@
     <w:r>
       <w:tab/>
       <w:tab/>
-      <w:t>2026-10-05</w:t>
+      <w:t>2026-10-06</w:t>
       <w:br/>
       <w:br/>
     </w:r>

--- a/tillsyn/A 53515-2024 tillsynsbegäran.docx
+++ b/tillsyn/A 53515-2024 tillsynsbegäran.docx
@@ -1238,7 +1238,7 @@
     <w:r>
       <w:tab/>
       <w:tab/>
-      <w:t>2026-10-06</w:t>
+      <w:t>2026-10-07</w:t>
       <w:br/>
       <w:br/>
     </w:r>

--- a/tillsyn/A 53515-2024 tillsynsbegäran.docx
+++ b/tillsyn/A 53515-2024 tillsynsbegäran.docx
@@ -1238,7 +1238,7 @@
     <w:r>
       <w:tab/>
       <w:tab/>
-      <w:t>2026-10-07</w:t>
+      <w:t>2026-10-08</w:t>
       <w:br/>
       <w:br/>
     </w:r>

--- a/tillsyn/A 53515-2024 tillsynsbegäran.docx
+++ b/tillsyn/A 53515-2024 tillsynsbegäran.docx
@@ -1238,7 +1238,7 @@
     <w:r>
       <w:tab/>
       <w:tab/>
-      <w:t>2026-10-08</w:t>
+      <w:t>2026-10-09</w:t>
       <w:br/>
       <w:br/>
     </w:r>

--- a/tillsyn/A 53515-2024 tillsynsbegäran.docx
+++ b/tillsyn/A 53515-2024 tillsynsbegäran.docx
@@ -65,7 +65,7 @@
     </w:p>
     <w:p>
       <w:r>
-        <w:t>I och inom 23 meter från avverkningsanmälan finns fynd av 16 naturvårdsarter, varav 3 är rödlistade, 4 är fridlysta, 12 är typiska (T) och 9 är signalarter (S): svart askbastborre (NT), sårläka (NT, T), tjockfotad fingersvamp (NT), blek stjärnmossa (S, T), brandticka (S), fällmossa (S, T), grov baronmossa (S, T), grön sköldmossa (S, T, §8), guldlockmossa (S, T), platt fjädermossa (S, T), stubbspretmossa (S, T), trädporella (S, T), blåsippa (T, §9), spillkråka (T, §4), vitsippa (T) och gullviva (§9). Se Figur 1.</w:t>
+        <w:t>I och inom 23 meter från avverkningsanmälan finns fynd av 17 naturvårdsarter, varav 4 är rödlistade, 4 är fridlysta, 12 är typiska (T) och 9 är signalarter (S): scharlakansvaxing (NT), svart askbastborre (NT), sårläka (NT, T), tjockfotad fingersvamp (NT), blek stjärnmossa (S, T), brandticka (S), fällmossa (S, T), grov baronmossa (S, T), grön sköldmossa (S, T, §8), guldlockmossa (S, T), platt fjädermossa (S, T), stubbspretmossa (S, T), trädporella (S, T), blåsippa (T, §9), spillkråka (T, §4), vitsippa (T) och gullviva (§9). Se Figur 1.</w:t>
       </w:r>
     </w:p>
     <w:p>
@@ -102,6 +102,17 @@
     <w:p>
       <w:r>
         <w:t>Nedan följer beskrivningar av de naturvårdsarter och fridlysta arter som har sina livsmiljöer och växtplatser i den avverkningsanmälda skogen. Se även ytterligare artfakta i BILAGA 1. De påträffade naturvårdsarterna är ett tydligt kvitto på att det rör sig om en skog med höga naturvärden.</w:t>
+      </w:r>
+    </w:p>
+    <w:p>
+      <w:r>
+        <w:rPr>
+          <w:b/>
+        </w:rPr>
+        <w:t xml:space="preserve">Scharlakansvaxing (NT) </w:t>
+      </w:r>
+      <w:r>
+        <w:t>växer mest på magra, ogödslade naturbetes- och slåttermarker men kan sällsynt även påträffas i luckig skogsmark och på rikare mulljord i ädellövskog. Arten är globalt rödlistad som sårbar (VU) vilket innebär att Sverige har ett internationellt ansvar för arten (SLU Artdatabanken, 2024; IUCN, 2019).</w:t>
       </w:r>
     </w:p>
     <w:p>
@@ -1238,7 +1249,7 @@
     <w:r>
       <w:tab/>
       <w:tab/>
-      <w:t>2026-10-09</w:t>
+      <w:t>2026-10-10</w:t>
       <w:br/>
       <w:br/>
     </w:r>

--- a/tillsyn/A 53515-2024 tillsynsbegäran.docx
+++ b/tillsyn/A 53515-2024 tillsynsbegäran.docx
@@ -1249,7 +1249,7 @@
     <w:r>
       <w:tab/>
       <w:tab/>
-      <w:t>2026-10-10</w:t>
+      <w:t>2026-10-11</w:t>
       <w:br/>
       <w:br/>
     </w:r>

--- a/tillsyn/A 53515-2024 tillsynsbegäran.docx
+++ b/tillsyn/A 53515-2024 tillsynsbegäran.docx
@@ -1249,7 +1249,7 @@
     <w:r>
       <w:tab/>
       <w:tab/>
-      <w:t>2026-10-11</w:t>
+      <w:t>2026-10-12</w:t>
       <w:br/>
       <w:br/>
     </w:r>

--- a/tillsyn/A 53515-2024 tillsynsbegäran.docx
+++ b/tillsyn/A 53515-2024 tillsynsbegäran.docx
@@ -1249,7 +1249,7 @@
     <w:r>
       <w:tab/>
       <w:tab/>
-      <w:t>2026-10-12</w:t>
+      <w:t>2026-10-13</w:t>
       <w:br/>
       <w:br/>
     </w:r>

--- a/tillsyn/A 53515-2024 tillsynsbegäran.docx
+++ b/tillsyn/A 53515-2024 tillsynsbegäran.docx
@@ -1249,7 +1249,7 @@
     <w:r>
       <w:tab/>
       <w:tab/>
-      <w:t>2026-10-13</w:t>
+      <w:t>2026-10-14</w:t>
       <w:br/>
       <w:br/>
     </w:r>

--- a/tillsyn/A 53515-2024 tillsynsbegäran.docx
+++ b/tillsyn/A 53515-2024 tillsynsbegäran.docx
@@ -1249,7 +1249,7 @@
     <w:r>
       <w:tab/>
       <w:tab/>
-      <w:t>2026-10-14</w:t>
+      <w:t>2026-10-15</w:t>
       <w:br/>
       <w:br/>
     </w:r>

--- a/tillsyn/A 53515-2024 tillsynsbegäran.docx
+++ b/tillsyn/A 53515-2024 tillsynsbegäran.docx
@@ -1249,7 +1249,7 @@
     <w:r>
       <w:tab/>
       <w:tab/>
-      <w:t>2026-10-15</w:t>
+      <w:t>2026-10-16</w:t>
       <w:br/>
       <w:br/>
     </w:r>

--- a/tillsyn/A 53515-2024 tillsynsbegäran.docx
+++ b/tillsyn/A 53515-2024 tillsynsbegäran.docx
@@ -1249,7 +1249,7 @@
     <w:r>
       <w:tab/>
       <w:tab/>
-      <w:t>2026-10-16</w:t>
+      <w:t>2026-10-17</w:t>
       <w:br/>
       <w:br/>
     </w:r>

--- a/tillsyn/A 53515-2024 tillsynsbegäran.docx
+++ b/tillsyn/A 53515-2024 tillsynsbegäran.docx
@@ -1249,7 +1249,7 @@
     <w:r>
       <w:tab/>
       <w:tab/>
-      <w:t>2026-10-17</w:t>
+      <w:t>2026-10-18</w:t>
       <w:br/>
       <w:br/>
     </w:r>

--- a/tillsyn/A 53515-2024 tillsynsbegäran.docx
+++ b/tillsyn/A 53515-2024 tillsynsbegäran.docx
@@ -1249,7 +1249,7 @@
     <w:r>
       <w:tab/>
       <w:tab/>
-      <w:t>2026-10-18</w:t>
+      <w:t>2026-10-19</w:t>
       <w:br/>
       <w:br/>
     </w:r>

--- a/tillsyn/A 53515-2024 tillsynsbegäran.docx
+++ b/tillsyn/A 53515-2024 tillsynsbegäran.docx
@@ -1249,7 +1249,7 @@
     <w:r>
       <w:tab/>
       <w:tab/>
-      <w:t>2026-10-19</w:t>
+      <w:t>2026-10-20</w:t>
       <w:br/>
       <w:br/>
     </w:r>

--- a/tillsyn/A 53515-2024 tillsynsbegäran.docx
+++ b/tillsyn/A 53515-2024 tillsynsbegäran.docx
@@ -1249,7 +1249,7 @@
     <w:r>
       <w:tab/>
       <w:tab/>
-      <w:t>2026-10-20</w:t>
+      <w:t>2026-10-21</w:t>
       <w:br/>
       <w:br/>
     </w:r>

--- a/tillsyn/A 53515-2024 tillsynsbegäran.docx
+++ b/tillsyn/A 53515-2024 tillsynsbegäran.docx
@@ -1249,7 +1249,7 @@
     <w:r>
       <w:tab/>
       <w:tab/>
-      <w:t>2026-10-21</w:t>
+      <w:t>2026-10-22</w:t>
       <w:br/>
       <w:br/>
     </w:r>

--- a/tillsyn/A 53515-2024 tillsynsbegäran.docx
+++ b/tillsyn/A 53515-2024 tillsynsbegäran.docx
@@ -1249,7 +1249,7 @@
     <w:r>
       <w:tab/>
       <w:tab/>
-      <w:t>2026-10-22</w:t>
+      <w:t>2026-10-23</w:t>
       <w:br/>
       <w:br/>
     </w:r>

--- a/tillsyn/A 53515-2024 tillsynsbegäran.docx
+++ b/tillsyn/A 53515-2024 tillsynsbegäran.docx
@@ -1249,7 +1249,7 @@
     <w:r>
       <w:tab/>
       <w:tab/>
-      <w:t>2026-10-23</w:t>
+      <w:t>2026-10-24</w:t>
       <w:br/>
       <w:br/>
     </w:r>

--- a/tillsyn/A 53515-2024 tillsynsbegäran.docx
+++ b/tillsyn/A 53515-2024 tillsynsbegäran.docx
@@ -1249,7 +1249,7 @@
     <w:r>
       <w:tab/>
       <w:tab/>
-      <w:t>2026-10-24</w:t>
+      <w:t>2026-10-25</w:t>
       <w:br/>
       <w:br/>
     </w:r>

--- a/tillsyn/A 53515-2024 tillsynsbegäran.docx
+++ b/tillsyn/A 53515-2024 tillsynsbegäran.docx
@@ -1249,7 +1249,7 @@
     <w:r>
       <w:tab/>
       <w:tab/>
-      <w:t>2026-10-25</w:t>
+      <w:t>2026-10-26</w:t>
       <w:br/>
       <w:br/>
     </w:r>

--- a/tillsyn/A 53515-2024 tillsynsbegäran.docx
+++ b/tillsyn/A 53515-2024 tillsynsbegäran.docx
@@ -1249,7 +1249,7 @@
     <w:r>
       <w:tab/>
       <w:tab/>
-      <w:t>2026-10-26</w:t>
+      <w:t>2026-10-27</w:t>
       <w:br/>
       <w:br/>
     </w:r>

--- a/tillsyn/A 53515-2024 tillsynsbegäran.docx
+++ b/tillsyn/A 53515-2024 tillsynsbegäran.docx
@@ -1249,7 +1249,7 @@
     <w:r>
       <w:tab/>
       <w:tab/>
-      <w:t>2026-10-27</w:t>
+      <w:t>2026-10-28</w:t>
       <w:br/>
       <w:br/>
     </w:r>

--- a/tillsyn/A 53515-2024 tillsynsbegäran.docx
+++ b/tillsyn/A 53515-2024 tillsynsbegäran.docx
@@ -1249,7 +1249,7 @@
     <w:r>
       <w:tab/>
       <w:tab/>
-      <w:t>2026-10-28</w:t>
+      <w:t>2026-10-29</w:t>
       <w:br/>
       <w:br/>
     </w:r>

--- a/tillsyn/A 53515-2024 tillsynsbegäran.docx
+++ b/tillsyn/A 53515-2024 tillsynsbegäran.docx
@@ -1249,7 +1249,7 @@
     <w:r>
       <w:tab/>
       <w:tab/>
-      <w:t>2026-10-29</w:t>
+      <w:t>2026-10-31</w:t>
       <w:br/>
       <w:br/>
     </w:r>
